--- a/docs/Project_Report.docx
+++ b/docs/Project_Report.docx
@@ -14,7 +14,7 @@
           <w:sz w:val="20"/>
         </w:rPr>
         <w:drawing>
-          <wp:anchor distT="0" distB="0" distL="114300" distR="114300" simplePos="0" relativeHeight="251659264" behindDoc="0" locked="0" layoutInCell="1" allowOverlap="1" wp14:anchorId="760FB698" wp14:editId="5BDFDDE2">
+          <wp:anchor distT="0" distB="0" distL="114300" distR="114300" simplePos="0" relativeHeight="251659264" behindDoc="0" locked="0" layoutInCell="1" allowOverlap="1" wp14:anchorId="760FB698" wp14:editId="4D151476">
             <wp:simplePos x="0" y="0"/>
             <wp:positionH relativeFrom="margin">
               <wp:align>center</wp:align>
@@ -359,7 +359,16 @@
           <w:sz w:val="32"/>
           <w:szCs w:val="40"/>
         </w:rPr>
-        <w:t>GROUP MEMBERS:</w:t>
+        <w:t>Made By</w:t>
+      </w:r>
+      <w:r>
+        <w:rPr>
+          <w:rFonts w:cstheme="minorHAnsi"/>
+          <w:b/>
+          <w:sz w:val="32"/>
+          <w:szCs w:val="40"/>
+        </w:rPr>
+        <w:t>:</w:t>
       </w:r>
     </w:p>
     <w:p>
@@ -371,91 +380,21 @@
         </w:numPr>
         <w:spacing w:line="480" w:lineRule="auto"/>
         <w:rPr>
+          <w:rFonts w:ascii="Times New Roman" w:eastAsia="Times New Roman" w:hAnsi="Times New Roman" w:cs="Times New Roman"/>
+          <w:b/>
+          <w:bCs/>
+          <w:kern w:val="0"/>
+          <w14:ligatures w14:val="none"/>
+        </w:rPr>
+      </w:pPr>
+      <w:r>
+        <w:rPr>
           <w:rFonts w:cstheme="minorHAnsi"/>
-          <w:szCs w:val="36"/>
-        </w:rPr>
-      </w:pPr>
-      <w:r>
-        <w:rPr>
-          <w:rFonts w:cstheme="minorHAnsi"/>
-          <w:szCs w:val="36"/>
-        </w:rPr>
-        <w:t>Muhammad Fahaz Khan (24SP-047-CS)</w:t>
-      </w:r>
-    </w:p>
-    <w:p>
-      <w:pPr>
-        <w:pStyle w:val="ListParagraph"/>
-        <w:numPr>
-          <w:ilvl w:val="0"/>
-          <w:numId w:val="20"/>
-        </w:numPr>
-        <w:spacing w:line="480" w:lineRule="auto"/>
-        <w:rPr>
-          <w:rFonts w:cstheme="minorHAnsi"/>
-          <w:szCs w:val="36"/>
-        </w:rPr>
-      </w:pPr>
-      <w:r>
-        <w:rPr>
-          <w:rFonts w:cstheme="minorHAnsi"/>
-          <w:szCs w:val="36"/>
-        </w:rPr>
-        <w:t>Hassan-Ul-Arefeen (24SP-010-CS)</w:t>
-      </w:r>
-    </w:p>
-    <w:p>
-      <w:pPr>
-        <w:pStyle w:val="ListParagraph"/>
-        <w:numPr>
-          <w:ilvl w:val="0"/>
-          <w:numId w:val="20"/>
-        </w:numPr>
-        <w:spacing w:line="480" w:lineRule="auto"/>
-        <w:rPr>
-          <w:rFonts w:cstheme="minorHAnsi"/>
-          <w:szCs w:val="36"/>
-        </w:rPr>
-      </w:pPr>
-      <w:r>
-        <w:rPr>
-          <w:rFonts w:cstheme="minorHAnsi"/>
-          <w:szCs w:val="36"/>
-        </w:rPr>
-        <w:t>Muhammad Fawwad Siddiqui (24SP-035-CS)</w:t>
-      </w:r>
-    </w:p>
-    <w:p>
-      <w:pPr>
-        <w:pStyle w:val="ListParagraph"/>
-        <w:numPr>
-          <w:ilvl w:val="0"/>
-          <w:numId w:val="20"/>
-        </w:numPr>
-        <w:spacing w:line="480" w:lineRule="auto"/>
-        <w:rPr>
-          <w:rFonts w:cstheme="minorHAnsi"/>
-          <w:szCs w:val="36"/>
-        </w:rPr>
-      </w:pPr>
-      <w:r>
-        <w:rPr>
-          <w:rFonts w:cstheme="minorHAnsi"/>
-          <w:szCs w:val="36"/>
-        </w:rPr>
-        <w:t>Saim-Ul-Haq (24SP-006-CS)</w:t>
-      </w:r>
-    </w:p>
-    <w:p>
-      <w:pPr>
-        <w:rPr>
-          <w:rFonts w:ascii="Times New Roman" w:eastAsia="Times New Roman" w:hAnsi="Times New Roman" w:cs="Times New Roman"/>
-          <w:b/>
-          <w:bCs/>
-          <w:kern w:val="0"/>
-          <w14:ligatures w14:val="none"/>
-        </w:rPr>
-      </w:pPr>
+          <w:sz w:val="28"/>
+          <w:szCs w:val="40"/>
+        </w:rPr>
+        <w:t xml:space="preserve">Muhammad Fahaz Khan </w:t>
+      </w:r>
       <w:r>
         <w:rPr>
           <w:rFonts w:ascii="Times New Roman" w:eastAsia="Times New Roman" w:hAnsi="Times New Roman" w:cs="Times New Roman"/>
@@ -894,6 +833,7 @@
           <w14:ligatures w14:val="none"/>
         </w:rPr>
       </w:pPr>
+      <w:proofErr w:type="spellStart"/>
       <w:r>
         <w:rPr>
           <w:rFonts w:ascii="Times New Roman" w:eastAsia="Times New Roman" w:hAnsi="Times New Roman" w:cs="Times New Roman"/>
@@ -921,6 +861,7 @@
         </w:rPr>
         <w:t>email</w:t>
       </w:r>
+      <w:proofErr w:type="spellEnd"/>
       <w:r>
         <w:rPr>
           <w:rFonts w:ascii="Times New Roman" w:eastAsia="Times New Roman" w:hAnsi="Times New Roman" w:cs="Times New Roman"/>
@@ -941,6 +882,7 @@
         </w:rPr>
         <w:t xml:space="preserve">The language of all valid email addresses formatted as </w:t>
       </w:r>
+      <w:proofErr w:type="spellStart"/>
       <w:r>
         <w:rPr>
           <w:rFonts w:ascii="Times New Roman" w:eastAsia="Times New Roman" w:hAnsi="Times New Roman" w:cs="Times New Roman"/>
@@ -951,6 +893,7 @@
         </w:rPr>
         <w:t>username@domain.extension</w:t>
       </w:r>
+      <w:proofErr w:type="spellEnd"/>
       <w:r>
         <w:rPr>
           <w:rFonts w:ascii="Times New Roman" w:eastAsia="Times New Roman" w:hAnsi="Times New Roman" w:cs="Times New Roman"/>
@@ -973,6 +916,7 @@
           <w14:ligatures w14:val="none"/>
         </w:rPr>
       </w:pPr>
+      <w:proofErr w:type="spellStart"/>
       <w:r>
         <w:rPr>
           <w:rFonts w:ascii="Times New Roman" w:eastAsia="Times New Roman" w:hAnsi="Times New Roman" w:cs="Times New Roman"/>
@@ -1000,6 +944,7 @@
         </w:rPr>
         <w:t>password</w:t>
       </w:r>
+      <w:proofErr w:type="spellEnd"/>
       <w:r>
         <w:rPr>
           <w:rFonts w:ascii="Times New Roman" w:eastAsia="Times New Roman" w:hAnsi="Times New Roman" w:cs="Times New Roman"/>
@@ -1650,7 +1595,18 @@
           <w:kern w:val="0"/>
           <w14:ligatures w14:val="none"/>
         </w:rPr>
-        <w:t>, q</w:t>
+        <w:t xml:space="preserve">, </w:t>
+      </w:r>
+      <w:proofErr w:type="spellStart"/>
+      <w:r>
+        <w:rPr>
+          <w:rFonts w:ascii="Times New Roman" w:eastAsia="Times New Roman" w:hAnsi="Times New Roman" w:cs="Times New Roman"/>
+          <w:b/>
+          <w:bCs/>
+          <w:kern w:val="0"/>
+          <w14:ligatures w14:val="none"/>
+        </w:rPr>
+        <w:t>q</w:t>
       </w:r>
       <w:r>
         <w:rPr>
@@ -1663,6 +1619,7 @@
         </w:rPr>
         <w:t>dead</w:t>
       </w:r>
+      <w:proofErr w:type="spellEnd"/>
       <w:r>
         <w:rPr>
           <w:rFonts w:ascii="Times New Roman" w:eastAsia="Times New Roman" w:hAnsi="Times New Roman" w:cs="Times New Roman"/>
@@ -4339,6 +4296,7 @@
                 <w14:ligatures w14:val="none"/>
               </w:rPr>
             </w:pPr>
+            <w:proofErr w:type="spellStart"/>
             <w:r>
               <w:rPr>
                 <w:rFonts w:ascii="Times New Roman" w:eastAsia="Times New Roman" w:hAnsi="Times New Roman" w:cs="Times New Roman"/>
@@ -4356,6 +4314,7 @@
               </w:rPr>
               <w:t>U</w:t>
             </w:r>
+            <w:proofErr w:type="spellEnd"/>
           </w:p>
         </w:tc>
         <w:tc>
@@ -4385,6 +4344,7 @@
                 <w14:ligatures w14:val="none"/>
               </w:rPr>
             </w:pPr>
+            <w:proofErr w:type="spellStart"/>
             <w:r>
               <w:rPr>
                 <w:rFonts w:ascii="Times New Roman" w:eastAsia="Times New Roman" w:hAnsi="Times New Roman" w:cs="Times New Roman"/>
@@ -4402,6 +4362,7 @@
               </w:rPr>
               <w:t>L</w:t>
             </w:r>
+            <w:proofErr w:type="spellEnd"/>
           </w:p>
         </w:tc>
         <w:tc>
@@ -4431,6 +4392,7 @@
                 <w14:ligatures w14:val="none"/>
               </w:rPr>
             </w:pPr>
+            <w:proofErr w:type="spellStart"/>
             <w:r>
               <w:rPr>
                 <w:rFonts w:ascii="Times New Roman" w:eastAsia="Times New Roman" w:hAnsi="Times New Roman" w:cs="Times New Roman"/>
@@ -4448,6 +4410,7 @@
               </w:rPr>
               <w:t>D</w:t>
             </w:r>
+            <w:proofErr w:type="spellEnd"/>
           </w:p>
         </w:tc>
       </w:tr>
@@ -4482,6 +4445,7 @@
                 <w14:ligatures w14:val="none"/>
               </w:rPr>
             </w:pPr>
+            <w:proofErr w:type="spellStart"/>
             <w:r>
               <w:rPr>
                 <w:rFonts w:ascii="Times New Roman" w:eastAsia="Times New Roman" w:hAnsi="Times New Roman" w:cs="Times New Roman"/>
@@ -4499,6 +4463,7 @@
               </w:rPr>
               <w:t>U</w:t>
             </w:r>
+            <w:proofErr w:type="spellEnd"/>
           </w:p>
         </w:tc>
         <w:tc>
@@ -4528,6 +4493,7 @@
                 <w14:ligatures w14:val="none"/>
               </w:rPr>
             </w:pPr>
+            <w:proofErr w:type="spellStart"/>
             <w:r>
               <w:rPr>
                 <w:rFonts w:ascii="Times New Roman" w:eastAsia="Times New Roman" w:hAnsi="Times New Roman" w:cs="Times New Roman"/>
@@ -4545,6 +4511,7 @@
               </w:rPr>
               <w:t>U</w:t>
             </w:r>
+            <w:proofErr w:type="spellEnd"/>
           </w:p>
         </w:tc>
         <w:tc>
@@ -4575,6 +4542,7 @@
                 <w14:ligatures w14:val="none"/>
               </w:rPr>
             </w:pPr>
+            <w:proofErr w:type="spellStart"/>
             <w:r>
               <w:rPr>
                 <w:rFonts w:ascii="Times New Roman" w:eastAsia="Times New Roman" w:hAnsi="Times New Roman" w:cs="Times New Roman"/>
@@ -4592,6 +4560,7 @@
               </w:rPr>
               <w:t>UL</w:t>
             </w:r>
+            <w:proofErr w:type="spellEnd"/>
           </w:p>
         </w:tc>
         <w:tc>
@@ -4621,6 +4590,7 @@
                 <w14:ligatures w14:val="none"/>
               </w:rPr>
             </w:pPr>
+            <w:proofErr w:type="spellStart"/>
             <w:r>
               <w:rPr>
                 <w:rFonts w:ascii="Times New Roman" w:eastAsia="Times New Roman" w:hAnsi="Times New Roman" w:cs="Times New Roman"/>
@@ -4638,6 +4608,7 @@
               </w:rPr>
               <w:t>UD</w:t>
             </w:r>
+            <w:proofErr w:type="spellEnd"/>
           </w:p>
         </w:tc>
       </w:tr>
@@ -4672,6 +4643,7 @@
                 <w14:ligatures w14:val="none"/>
               </w:rPr>
             </w:pPr>
+            <w:proofErr w:type="spellStart"/>
             <w:r>
               <w:rPr>
                 <w:rFonts w:ascii="Times New Roman" w:eastAsia="Times New Roman" w:hAnsi="Times New Roman" w:cs="Times New Roman"/>
@@ -4689,6 +4661,7 @@
               </w:rPr>
               <w:t>L</w:t>
             </w:r>
+            <w:proofErr w:type="spellEnd"/>
           </w:p>
         </w:tc>
         <w:tc>
@@ -4718,6 +4691,7 @@
                 <w14:ligatures w14:val="none"/>
               </w:rPr>
             </w:pPr>
+            <w:proofErr w:type="spellStart"/>
             <w:r>
               <w:rPr>
                 <w:rFonts w:ascii="Times New Roman" w:eastAsia="Times New Roman" w:hAnsi="Times New Roman" w:cs="Times New Roman"/>
@@ -4735,6 +4709,7 @@
               </w:rPr>
               <w:t>UL</w:t>
             </w:r>
+            <w:proofErr w:type="spellEnd"/>
           </w:p>
         </w:tc>
         <w:tc>
@@ -4764,6 +4739,7 @@
                 <w14:ligatures w14:val="none"/>
               </w:rPr>
             </w:pPr>
+            <w:proofErr w:type="spellStart"/>
             <w:r>
               <w:rPr>
                 <w:rFonts w:ascii="Times New Roman" w:eastAsia="Times New Roman" w:hAnsi="Times New Roman" w:cs="Times New Roman"/>
@@ -4781,6 +4757,7 @@
               </w:rPr>
               <w:t>L</w:t>
             </w:r>
+            <w:proofErr w:type="spellEnd"/>
           </w:p>
         </w:tc>
         <w:tc>
@@ -4810,6 +4787,7 @@
                 <w14:ligatures w14:val="none"/>
               </w:rPr>
             </w:pPr>
+            <w:proofErr w:type="spellStart"/>
             <w:r>
               <w:rPr>
                 <w:rFonts w:ascii="Times New Roman" w:eastAsia="Times New Roman" w:hAnsi="Times New Roman" w:cs="Times New Roman"/>
@@ -4827,6 +4805,7 @@
               </w:rPr>
               <w:t>LD</w:t>
             </w:r>
+            <w:proofErr w:type="spellEnd"/>
           </w:p>
         </w:tc>
       </w:tr>
@@ -4861,6 +4840,7 @@
                 <w14:ligatures w14:val="none"/>
               </w:rPr>
             </w:pPr>
+            <w:proofErr w:type="spellStart"/>
             <w:r>
               <w:rPr>
                 <w:rFonts w:ascii="Times New Roman" w:eastAsia="Times New Roman" w:hAnsi="Times New Roman" w:cs="Times New Roman"/>
@@ -4878,6 +4858,7 @@
               </w:rPr>
               <w:t>D</w:t>
             </w:r>
+            <w:proofErr w:type="spellEnd"/>
           </w:p>
         </w:tc>
         <w:tc>
@@ -4907,6 +4888,7 @@
                 <w14:ligatures w14:val="none"/>
               </w:rPr>
             </w:pPr>
+            <w:proofErr w:type="spellStart"/>
             <w:r>
               <w:rPr>
                 <w:rFonts w:ascii="Times New Roman" w:eastAsia="Times New Roman" w:hAnsi="Times New Roman" w:cs="Times New Roman"/>
@@ -4924,6 +4906,7 @@
               </w:rPr>
               <w:t>UD</w:t>
             </w:r>
+            <w:proofErr w:type="spellEnd"/>
           </w:p>
         </w:tc>
         <w:tc>
@@ -4953,6 +4936,7 @@
                 <w14:ligatures w14:val="none"/>
               </w:rPr>
             </w:pPr>
+            <w:proofErr w:type="spellStart"/>
             <w:r>
               <w:rPr>
                 <w:rFonts w:ascii="Times New Roman" w:eastAsia="Times New Roman" w:hAnsi="Times New Roman" w:cs="Times New Roman"/>
@@ -4970,6 +4954,7 @@
               </w:rPr>
               <w:t>LD</w:t>
             </w:r>
+            <w:proofErr w:type="spellEnd"/>
           </w:p>
         </w:tc>
         <w:tc>
@@ -4999,6 +4984,7 @@
                 <w14:ligatures w14:val="none"/>
               </w:rPr>
             </w:pPr>
+            <w:proofErr w:type="spellStart"/>
             <w:r>
               <w:rPr>
                 <w:rFonts w:ascii="Times New Roman" w:eastAsia="Times New Roman" w:hAnsi="Times New Roman" w:cs="Times New Roman"/>
@@ -5016,6 +5002,7 @@
               </w:rPr>
               <w:t>D</w:t>
             </w:r>
+            <w:proofErr w:type="spellEnd"/>
           </w:p>
         </w:tc>
       </w:tr>
@@ -5050,6 +5037,7 @@
                 <w14:ligatures w14:val="none"/>
               </w:rPr>
             </w:pPr>
+            <w:proofErr w:type="spellStart"/>
             <w:r>
               <w:rPr>
                 <w:rFonts w:ascii="Times New Roman" w:eastAsia="Times New Roman" w:hAnsi="Times New Roman" w:cs="Times New Roman"/>
@@ -5067,6 +5055,7 @@
               </w:rPr>
               <w:t>UL</w:t>
             </w:r>
+            <w:proofErr w:type="spellEnd"/>
           </w:p>
         </w:tc>
         <w:tc>
@@ -5096,6 +5085,7 @@
                 <w14:ligatures w14:val="none"/>
               </w:rPr>
             </w:pPr>
+            <w:proofErr w:type="spellStart"/>
             <w:r>
               <w:rPr>
                 <w:rFonts w:ascii="Times New Roman" w:eastAsia="Times New Roman" w:hAnsi="Times New Roman" w:cs="Times New Roman"/>
@@ -5113,6 +5103,7 @@
               </w:rPr>
               <w:t>UL</w:t>
             </w:r>
+            <w:proofErr w:type="spellEnd"/>
           </w:p>
         </w:tc>
         <w:tc>
@@ -5142,6 +5133,7 @@
                 <w14:ligatures w14:val="none"/>
               </w:rPr>
             </w:pPr>
+            <w:proofErr w:type="spellStart"/>
             <w:r>
               <w:rPr>
                 <w:rFonts w:ascii="Times New Roman" w:eastAsia="Times New Roman" w:hAnsi="Times New Roman" w:cs="Times New Roman"/>
@@ -5159,6 +5151,7 @@
               </w:rPr>
               <w:t>UL</w:t>
             </w:r>
+            <w:proofErr w:type="spellEnd"/>
           </w:p>
         </w:tc>
         <w:tc>
@@ -5188,6 +5181,7 @@
                 <w14:ligatures w14:val="none"/>
               </w:rPr>
             </w:pPr>
+            <w:proofErr w:type="spellStart"/>
             <w:r>
               <w:rPr>
                 <w:rFonts w:ascii="Times New Roman" w:eastAsia="Times New Roman" w:hAnsi="Times New Roman" w:cs="Times New Roman"/>
@@ -5205,6 +5199,7 @@
               </w:rPr>
               <w:t>ULD</w:t>
             </w:r>
+            <w:proofErr w:type="spellEnd"/>
           </w:p>
         </w:tc>
       </w:tr>
@@ -5239,6 +5234,7 @@
                 <w14:ligatures w14:val="none"/>
               </w:rPr>
             </w:pPr>
+            <w:proofErr w:type="spellStart"/>
             <w:r>
               <w:rPr>
                 <w:rFonts w:ascii="Times New Roman" w:eastAsia="Times New Roman" w:hAnsi="Times New Roman" w:cs="Times New Roman"/>
@@ -5257,6 +5253,7 @@
               </w:rPr>
               <w:t>UD</w:t>
             </w:r>
+            <w:proofErr w:type="spellEnd"/>
           </w:p>
         </w:tc>
         <w:tc>
@@ -5286,6 +5283,7 @@
                 <w14:ligatures w14:val="none"/>
               </w:rPr>
             </w:pPr>
+            <w:proofErr w:type="spellStart"/>
             <w:r>
               <w:rPr>
                 <w:rFonts w:ascii="Times New Roman" w:eastAsia="Times New Roman" w:hAnsi="Times New Roman" w:cs="Times New Roman"/>
@@ -5303,6 +5301,7 @@
               </w:rPr>
               <w:t>UD</w:t>
             </w:r>
+            <w:proofErr w:type="spellEnd"/>
           </w:p>
         </w:tc>
         <w:tc>
@@ -5332,6 +5331,7 @@
                 <w14:ligatures w14:val="none"/>
               </w:rPr>
             </w:pPr>
+            <w:proofErr w:type="spellStart"/>
             <w:r>
               <w:rPr>
                 <w:rFonts w:ascii="Times New Roman" w:eastAsia="Times New Roman" w:hAnsi="Times New Roman" w:cs="Times New Roman"/>
@@ -5349,6 +5349,7 @@
               </w:rPr>
               <w:t>ULD</w:t>
             </w:r>
+            <w:proofErr w:type="spellEnd"/>
           </w:p>
         </w:tc>
         <w:tc>
@@ -5378,6 +5379,7 @@
                 <w14:ligatures w14:val="none"/>
               </w:rPr>
             </w:pPr>
+            <w:proofErr w:type="spellStart"/>
             <w:r>
               <w:rPr>
                 <w:rFonts w:ascii="Times New Roman" w:eastAsia="Times New Roman" w:hAnsi="Times New Roman" w:cs="Times New Roman"/>
@@ -5395,6 +5397,7 @@
               </w:rPr>
               <w:t>UD</w:t>
             </w:r>
+            <w:proofErr w:type="spellEnd"/>
           </w:p>
         </w:tc>
       </w:tr>
@@ -5429,6 +5432,7 @@
                 <w14:ligatures w14:val="none"/>
               </w:rPr>
             </w:pPr>
+            <w:proofErr w:type="spellStart"/>
             <w:r>
               <w:rPr>
                 <w:rFonts w:ascii="Times New Roman" w:eastAsia="Times New Roman" w:hAnsi="Times New Roman" w:cs="Times New Roman"/>
@@ -5446,6 +5450,7 @@
               </w:rPr>
               <w:t>LD</w:t>
             </w:r>
+            <w:proofErr w:type="spellEnd"/>
           </w:p>
         </w:tc>
         <w:tc>
@@ -5475,6 +5480,7 @@
                 <w14:ligatures w14:val="none"/>
               </w:rPr>
             </w:pPr>
+            <w:proofErr w:type="spellStart"/>
             <w:r>
               <w:rPr>
                 <w:rFonts w:ascii="Times New Roman" w:eastAsia="Times New Roman" w:hAnsi="Times New Roman" w:cs="Times New Roman"/>
@@ -5492,6 +5498,7 @@
               </w:rPr>
               <w:t>ULD</w:t>
             </w:r>
+            <w:proofErr w:type="spellEnd"/>
           </w:p>
         </w:tc>
         <w:tc>
@@ -5521,6 +5528,7 @@
                 <w14:ligatures w14:val="none"/>
               </w:rPr>
             </w:pPr>
+            <w:proofErr w:type="spellStart"/>
             <w:r>
               <w:rPr>
                 <w:rFonts w:ascii="Times New Roman" w:eastAsia="Times New Roman" w:hAnsi="Times New Roman" w:cs="Times New Roman"/>
@@ -5538,6 +5546,7 @@
               </w:rPr>
               <w:t>LD</w:t>
             </w:r>
+            <w:proofErr w:type="spellEnd"/>
           </w:p>
         </w:tc>
         <w:tc>
@@ -5567,6 +5576,7 @@
                 <w14:ligatures w14:val="none"/>
               </w:rPr>
             </w:pPr>
+            <w:proofErr w:type="spellStart"/>
             <w:r>
               <w:rPr>
                 <w:rFonts w:ascii="Times New Roman" w:eastAsia="Times New Roman" w:hAnsi="Times New Roman" w:cs="Times New Roman"/>
@@ -5584,6 +5594,7 @@
               </w:rPr>
               <w:t>LD</w:t>
             </w:r>
+            <w:proofErr w:type="spellEnd"/>
           </w:p>
         </w:tc>
       </w:tr>
@@ -5618,6 +5629,7 @@
                 <w14:ligatures w14:val="none"/>
               </w:rPr>
             </w:pPr>
+            <w:proofErr w:type="spellStart"/>
             <w:r>
               <w:rPr>
                 <w:rFonts w:ascii="Times New Roman" w:eastAsia="Times New Roman" w:hAnsi="Times New Roman" w:cs="Times New Roman"/>
@@ -5635,6 +5647,7 @@
               </w:rPr>
               <w:t>ULD</w:t>
             </w:r>
+            <w:proofErr w:type="spellEnd"/>
             <w:r>
               <w:rPr>
                 <w:rFonts w:ascii="Times New Roman" w:eastAsia="Times New Roman" w:hAnsi="Times New Roman" w:cs="Times New Roman"/>
@@ -5672,6 +5685,7 @@
                 <w14:ligatures w14:val="none"/>
               </w:rPr>
             </w:pPr>
+            <w:proofErr w:type="spellStart"/>
             <w:r>
               <w:rPr>
                 <w:rFonts w:ascii="Times New Roman" w:eastAsia="Times New Roman" w:hAnsi="Times New Roman" w:cs="Times New Roman"/>
@@ -5689,6 +5703,7 @@
               </w:rPr>
               <w:t>ULD</w:t>
             </w:r>
+            <w:proofErr w:type="spellEnd"/>
           </w:p>
         </w:tc>
         <w:tc>
@@ -5718,6 +5733,7 @@
                 <w14:ligatures w14:val="none"/>
               </w:rPr>
             </w:pPr>
+            <w:proofErr w:type="spellStart"/>
             <w:r>
               <w:rPr>
                 <w:rFonts w:ascii="Times New Roman" w:eastAsia="Times New Roman" w:hAnsi="Times New Roman" w:cs="Times New Roman"/>
@@ -5735,6 +5751,7 @@
               </w:rPr>
               <w:t>ULD</w:t>
             </w:r>
+            <w:proofErr w:type="spellEnd"/>
           </w:p>
         </w:tc>
         <w:tc>
@@ -5764,6 +5781,7 @@
                 <w14:ligatures w14:val="none"/>
               </w:rPr>
             </w:pPr>
+            <w:proofErr w:type="spellStart"/>
             <w:r>
               <w:rPr>
                 <w:rFonts w:ascii="Times New Roman" w:eastAsia="Times New Roman" w:hAnsi="Times New Roman" w:cs="Times New Roman"/>
@@ -5781,6 +5799,7 @@
               </w:rPr>
               <w:t>ULD</w:t>
             </w:r>
+            <w:proofErr w:type="spellEnd"/>
           </w:p>
         </w:tc>
       </w:tr>
@@ -5912,15 +5931,27 @@
           <w14:ligatures w14:val="none"/>
         </w:rPr>
       </w:pPr>
-      <w:r>
-        <w:rPr>
-          <w:rFonts w:ascii="Times New Roman" w:eastAsia="Times New Roman" w:hAnsi="Times New Roman" w:cs="Times New Roman"/>
-          <w:b/>
-          <w:bCs/>
-          <w:kern w:val="0"/>
-          <w14:ligatures w14:val="none"/>
-        </w:rPr>
-        <w:t>simulate_email_dfa(string)</w:t>
+      <w:proofErr w:type="spellStart"/>
+      <w:r>
+        <w:rPr>
+          <w:rFonts w:ascii="Times New Roman" w:eastAsia="Times New Roman" w:hAnsi="Times New Roman" w:cs="Times New Roman"/>
+          <w:b/>
+          <w:bCs/>
+          <w:kern w:val="0"/>
+          <w14:ligatures w14:val="none"/>
+        </w:rPr>
+        <w:t>simulate_email_dfa</w:t>
+      </w:r>
+      <w:proofErr w:type="spellEnd"/>
+      <w:r>
+        <w:rPr>
+          <w:rFonts w:ascii="Times New Roman" w:eastAsia="Times New Roman" w:hAnsi="Times New Roman" w:cs="Times New Roman"/>
+          <w:b/>
+          <w:bCs/>
+          <w:kern w:val="0"/>
+          <w14:ligatures w14:val="none"/>
+        </w:rPr>
+        <w:t>(string)</w:t>
       </w:r>
       <w:r>
         <w:rPr>
@@ -5944,15 +5975,27 @@
         </w:rPr>
         <w:t xml:space="preserve">and </w:t>
       </w:r>
-      <w:r>
-        <w:rPr>
-          <w:rFonts w:ascii="Times New Roman" w:eastAsia="Times New Roman" w:hAnsi="Times New Roman" w:cs="Times New Roman"/>
-          <w:b/>
-          <w:bCs/>
-          <w:kern w:val="0"/>
-          <w14:ligatures w14:val="none"/>
-        </w:rPr>
-        <w:t>simulate_password_dfa(string)</w:t>
+      <w:proofErr w:type="spellStart"/>
+      <w:r>
+        <w:rPr>
+          <w:rFonts w:ascii="Times New Roman" w:eastAsia="Times New Roman" w:hAnsi="Times New Roman" w:cs="Times New Roman"/>
+          <w:b/>
+          <w:bCs/>
+          <w:kern w:val="0"/>
+          <w14:ligatures w14:val="none"/>
+        </w:rPr>
+        <w:t>simulate_password_dfa</w:t>
+      </w:r>
+      <w:proofErr w:type="spellEnd"/>
+      <w:r>
+        <w:rPr>
+          <w:rFonts w:ascii="Times New Roman" w:eastAsia="Times New Roman" w:hAnsi="Times New Roman" w:cs="Times New Roman"/>
+          <w:b/>
+          <w:bCs/>
+          <w:kern w:val="0"/>
+          <w14:ligatures w14:val="none"/>
+        </w:rPr>
+        <w:t>(string)</w:t>
       </w:r>
       <w:r>
         <w:rPr>
@@ -6002,6 +6045,7 @@
           <w14:ligatures w14:val="none"/>
         </w:rPr>
       </w:pPr>
+      <w:proofErr w:type="spellStart"/>
       <w:r>
         <w:rPr>
           <w:rFonts w:ascii="Times New Roman" w:eastAsia="Times New Roman" w:hAnsi="Times New Roman" w:cs="Times New Roman"/>
@@ -6012,6 +6056,7 @@
         </w:rPr>
         <w:t>SimulatorPage</w:t>
       </w:r>
+      <w:proofErr w:type="spellEnd"/>
       <w:r>
         <w:rPr>
           <w:rFonts w:ascii="Times New Roman" w:eastAsia="Times New Roman" w:hAnsi="Times New Roman" w:cs="Times New Roman"/>
@@ -6060,7 +6105,25 @@
           <w:kern w:val="0"/>
           <w14:ligatures w14:val="none"/>
         </w:rPr>
-        <w:t>: This script translates theoretical node maps into mathematical vectors using the Graphviz library, rendering high-resolution 300 DPI frames of every possible state highlight.</w:t>
+        <w:t xml:space="preserve">: This script translates theoretical node maps into mathematical vectors using the </w:t>
+      </w:r>
+      <w:proofErr w:type="spellStart"/>
+      <w:r>
+        <w:rPr>
+          <w:rFonts w:ascii="Times New Roman" w:eastAsia="Times New Roman" w:hAnsi="Times New Roman" w:cs="Times New Roman"/>
+          <w:kern w:val="0"/>
+          <w14:ligatures w14:val="none"/>
+        </w:rPr>
+        <w:t>Graphviz</w:t>
+      </w:r>
+      <w:proofErr w:type="spellEnd"/>
+      <w:r>
+        <w:rPr>
+          <w:rFonts w:ascii="Times New Roman" w:eastAsia="Times New Roman" w:hAnsi="Times New Roman" w:cs="Times New Roman"/>
+          <w:kern w:val="0"/>
+          <w14:ligatures w14:val="none"/>
+        </w:rPr>
+        <w:t xml:space="preserve"> library, rendering high-resolution 300 DPI frames of every possible state highlight.</w:t>
       </w:r>
     </w:p>
     <w:p>
@@ -6139,6 +6202,7 @@
         </w:rPr>
         <w:t>The Input Tape (</w:t>
       </w:r>
+      <w:proofErr w:type="spellStart"/>
       <w:r>
         <w:rPr>
           <w:rFonts w:ascii="Times New Roman" w:eastAsia="Times New Roman" w:hAnsi="Times New Roman" w:cs="Times New Roman"/>
@@ -6149,6 +6213,7 @@
         </w:rPr>
         <w:t>update_tape</w:t>
       </w:r>
+      <w:proofErr w:type="spellEnd"/>
       <w:r>
         <w:rPr>
           <w:rFonts w:ascii="Times New Roman" w:eastAsia="Times New Roman" w:hAnsi="Times New Roman" w:cs="Times New Roman"/>
@@ -6175,7 +6240,29 @@
           <w:szCs w:val="20"/>
           <w14:ligatures w14:val="none"/>
         </w:rPr>
-        <w:t xml:space="preserve">f a h a [z] @ g m a i </w:t>
+        <w:t xml:space="preserve">f a h a [z] @ g m a </w:t>
+      </w:r>
+      <w:proofErr w:type="spellStart"/>
+      <w:r>
+        <w:rPr>
+          <w:rFonts w:ascii="Times New Roman" w:eastAsia="Times New Roman" w:hAnsi="Times New Roman" w:cs="Times New Roman"/>
+          <w:kern w:val="0"/>
+          <w:sz w:val="20"/>
+          <w:szCs w:val="20"/>
+          <w14:ligatures w14:val="none"/>
+        </w:rPr>
+        <w:t>i</w:t>
+      </w:r>
+      <w:proofErr w:type="spellEnd"/>
+      <w:r>
+        <w:rPr>
+          <w:rFonts w:ascii="Times New Roman" w:eastAsia="Times New Roman" w:hAnsi="Times New Roman" w:cs="Times New Roman"/>
+          <w:kern w:val="0"/>
+          <w:sz w:val="20"/>
+          <w:szCs w:val="20"/>
+          <w14:ligatures w14:val="none"/>
+        </w:rPr>
+        <w:t xml:space="preserve"> </w:t>
       </w:r>
       <w:proofErr w:type="gramStart"/>
       <w:r>
@@ -6231,6 +6318,7 @@
         </w:rPr>
         <w:t>Transition Execution (</w:t>
       </w:r>
+      <w:proofErr w:type="spellStart"/>
       <w:r>
         <w:rPr>
           <w:rFonts w:ascii="Times New Roman" w:eastAsia="Times New Roman" w:hAnsi="Times New Roman" w:cs="Times New Roman"/>
@@ -6241,6 +6329,7 @@
         </w:rPr>
         <w:t>animate_next_step</w:t>
       </w:r>
+      <w:proofErr w:type="spellEnd"/>
       <w:r>
         <w:rPr>
           <w:rFonts w:ascii="Times New Roman" w:eastAsia="Times New Roman" w:hAnsi="Times New Roman" w:cs="Times New Roman"/>
@@ -6327,7 +6416,25 @@
           <w:kern w:val="0"/>
           <w14:ligatures w14:val="none"/>
         </w:rPr>
-        <w:t xml:space="preserve"> To simulate the active state without blocking the application thread, the software instantly swaps pre-rendered Graphviz </w:t>
+        <w:t xml:space="preserve"> To simulate the active state without blocking the application thread, the software instantly swaps pre-rendered </w:t>
+      </w:r>
+      <w:proofErr w:type="spellStart"/>
+      <w:r>
+        <w:rPr>
+          <w:rFonts w:ascii="Times New Roman" w:eastAsia="Times New Roman" w:hAnsi="Times New Roman" w:cs="Times New Roman"/>
+          <w:kern w:val="0"/>
+          <w14:ligatures w14:val="none"/>
+        </w:rPr>
+        <w:t>Graphviz</w:t>
+      </w:r>
+      <w:proofErr w:type="spellEnd"/>
+      <w:r>
+        <w:rPr>
+          <w:rFonts w:ascii="Times New Roman" w:eastAsia="Times New Roman" w:hAnsi="Times New Roman" w:cs="Times New Roman"/>
+          <w:kern w:val="0"/>
+          <w14:ligatures w14:val="none"/>
+        </w:rPr>
+        <w:t xml:space="preserve"> </w:t>
       </w:r>
       <w:r>
         <w:rPr>
@@ -6337,8 +6444,20 @@
           <w:szCs w:val="20"/>
           <w14:ligatures w14:val="none"/>
         </w:rPr>
-        <w:t>.png</w:t>
-      </w:r>
+        <w:t>.</w:t>
+      </w:r>
+      <w:proofErr w:type="spellStart"/>
+      <w:r>
+        <w:rPr>
+          <w:rFonts w:ascii="Times New Roman" w:eastAsia="Times New Roman" w:hAnsi="Times New Roman" w:cs="Times New Roman"/>
+          <w:kern w:val="0"/>
+          <w:sz w:val="20"/>
+          <w:szCs w:val="20"/>
+          <w14:ligatures w14:val="none"/>
+        </w:rPr>
+        <w:t>png</w:t>
+      </w:r>
+      <w:proofErr w:type="spellEnd"/>
       <w:r>
         <w:rPr>
           <w:rFonts w:ascii="Times New Roman" w:eastAsia="Times New Roman" w:hAnsi="Times New Roman" w:cs="Times New Roman"/>
@@ -6416,15 +6535,27 @@
           <w14:ligatures w14:val="none"/>
         </w:rPr>
       </w:pPr>
-      <w:r>
-        <w:rPr>
-          <w:rFonts w:ascii="Times New Roman" w:eastAsia="Times New Roman" w:hAnsi="Times New Roman" w:cs="Times New Roman"/>
-          <w:b/>
-          <w:bCs/>
-          <w:kern w:val="0"/>
-          <w14:ligatures w14:val="none"/>
-        </w:rPr>
-        <w:t>src/</w:t>
+      <w:proofErr w:type="spellStart"/>
+      <w:r>
+        <w:rPr>
+          <w:rFonts w:ascii="Times New Roman" w:eastAsia="Times New Roman" w:hAnsi="Times New Roman" w:cs="Times New Roman"/>
+          <w:b/>
+          <w:bCs/>
+          <w:kern w:val="0"/>
+          <w14:ligatures w14:val="none"/>
+        </w:rPr>
+        <w:t>src</w:t>
+      </w:r>
+      <w:proofErr w:type="spellEnd"/>
+      <w:r>
+        <w:rPr>
+          <w:rFonts w:ascii="Times New Roman" w:eastAsia="Times New Roman" w:hAnsi="Times New Roman" w:cs="Times New Roman"/>
+          <w:b/>
+          <w:bCs/>
+          <w:kern w:val="0"/>
+          <w14:ligatures w14:val="none"/>
+        </w:rPr>
+        <w:t>/</w:t>
       </w:r>
       <w:r>
         <w:rPr>
@@ -6448,15 +6579,27 @@
           <w14:ligatures w14:val="none"/>
         </w:rPr>
       </w:pPr>
-      <w:r>
-        <w:rPr>
-          <w:rFonts w:ascii="Times New Roman" w:eastAsia="Times New Roman" w:hAnsi="Times New Roman" w:cs="Times New Roman"/>
-          <w:b/>
-          <w:bCs/>
-          <w:kern w:val="0"/>
-          <w14:ligatures w14:val="none"/>
-        </w:rPr>
-        <w:t>gui/ &amp; automata/</w:t>
+      <w:proofErr w:type="spellStart"/>
+      <w:r>
+        <w:rPr>
+          <w:rFonts w:ascii="Times New Roman" w:eastAsia="Times New Roman" w:hAnsi="Times New Roman" w:cs="Times New Roman"/>
+          <w:b/>
+          <w:bCs/>
+          <w:kern w:val="0"/>
+          <w14:ligatures w14:val="none"/>
+        </w:rPr>
+        <w:t>gui</w:t>
+      </w:r>
+      <w:proofErr w:type="spellEnd"/>
+      <w:r>
+        <w:rPr>
+          <w:rFonts w:ascii="Times New Roman" w:eastAsia="Times New Roman" w:hAnsi="Times New Roman" w:cs="Times New Roman"/>
+          <w:b/>
+          <w:bCs/>
+          <w:kern w:val="0"/>
+          <w14:ligatures w14:val="none"/>
+        </w:rPr>
+        <w:t>/ &amp; automata/</w:t>
       </w:r>
       <w:r>
         <w:rPr>
@@ -7121,7 +7264,25 @@
           <w:kern w:val="0"/>
           <w14:ligatures w14:val="none"/>
         </w:rPr>
-        <w:t>: Initially, attempting to mathematically generate new Graphviz nodes dynamically during the animation loop caused severe UI lag. Because PyQt6 runs on a single thread, generating images blocked the UI thread, causing the program to freeze between state transitions.</w:t>
+        <w:t xml:space="preserve">: Initially, attempting to mathematically generate new </w:t>
+      </w:r>
+      <w:proofErr w:type="spellStart"/>
+      <w:r>
+        <w:rPr>
+          <w:rFonts w:ascii="Times New Roman" w:eastAsia="Times New Roman" w:hAnsi="Times New Roman" w:cs="Times New Roman"/>
+          <w:kern w:val="0"/>
+          <w14:ligatures w14:val="none"/>
+        </w:rPr>
+        <w:t>Graphviz</w:t>
+      </w:r>
+      <w:proofErr w:type="spellEnd"/>
+      <w:r>
+        <w:rPr>
+          <w:rFonts w:ascii="Times New Roman" w:eastAsia="Times New Roman" w:hAnsi="Times New Roman" w:cs="Times New Roman"/>
+          <w:kern w:val="0"/>
+          <w14:ligatures w14:val="none"/>
+        </w:rPr>
+        <w:t xml:space="preserve"> nodes dynamically during the animation loop caused severe UI lag. Because PyQt6 runs on a single thread, generating images blocked the UI thread, causing the program to freeze between state transitions.</w:t>
       </w:r>
     </w:p>
     <w:p>
@@ -7457,6 +7618,7 @@
         </w:rPr>
         <w:t>: Refactored the UI using horizontal layout splitters (</w:t>
       </w:r>
+      <w:proofErr w:type="spellStart"/>
       <w:r>
         <w:rPr>
           <w:rFonts w:ascii="Times New Roman" w:eastAsia="Times New Roman" w:hAnsi="Times New Roman" w:cs="Times New Roman"/>
@@ -7469,6 +7631,7 @@
         </w:rPr>
         <w:t>QHBoxLayout</w:t>
       </w:r>
+      <w:proofErr w:type="spellEnd"/>
       <w:r>
         <w:rPr>
           <w:rFonts w:ascii="Times New Roman" w:eastAsia="Times New Roman" w:hAnsi="Times New Roman" w:cs="Times New Roman"/>
@@ -7617,7 +7780,25 @@
           <w:kern w:val="0"/>
           <w14:ligatures w14:val="none"/>
         </w:rPr>
-        <w:t xml:space="preserve"> Creating an interactive Input Tape and displaying step-by-step Terminal Logs significantly improved the debugging process. It allowed us to instantly identify exactly which character caused a string to fail, an insight entirely missing from standard boolean Regex libraries.</w:t>
+        <w:t xml:space="preserve"> Creating an interactive Input Tape and displaying step-by-step Terminal Logs significantly improved the debugging process. It allowed us to instantly identify exactly which character caused a string to fail, an insight entirely missing from standard </w:t>
+      </w:r>
+      <w:proofErr w:type="spellStart"/>
+      <w:r>
+        <w:rPr>
+          <w:rFonts w:ascii="Times New Roman" w:eastAsia="Times New Roman" w:hAnsi="Times New Roman" w:cs="Times New Roman"/>
+          <w:kern w:val="0"/>
+          <w14:ligatures w14:val="none"/>
+        </w:rPr>
+        <w:t>boolean</w:t>
+      </w:r>
+      <w:proofErr w:type="spellEnd"/>
+      <w:r>
+        <w:rPr>
+          <w:rFonts w:ascii="Times New Roman" w:eastAsia="Times New Roman" w:hAnsi="Times New Roman" w:cs="Times New Roman"/>
+          <w:kern w:val="0"/>
+          <w14:ligatures w14:val="none"/>
+        </w:rPr>
+        <w:t xml:space="preserve"> Regex libraries.</w:t>
       </w:r>
     </w:p>
     <w:p>
@@ -11495,6 +11676,7 @@
   <w:style w:type="character" w:default="1" w:styleId="DefaultParagraphFont">
     <w:name w:val="Default Paragraph Font"/>
     <w:uiPriority w:val="1"/>
+    <w:semiHidden/>
     <w:unhideWhenUsed/>
   </w:style>
   <w:style w:type="table" w:default="1" w:styleId="TableNormal">
